--- a/课程报告.docx
+++ b/课程报告.docx
@@ -14862,7 +14862,13 @@
         </w:tc>
       </w:tr>
     </w:tbl>
-    <w:p/>
+    <w:p>
+      <w:pPr>
+        <w:rPr>
+          <w:rFonts w:hint="eastAsia"/>
+        </w:rPr>
+      </w:pPr>
+    </w:p>
     <w:p>
       <w:pPr>
         <w:rPr>
@@ -16643,7 +16649,7 @@
     <w:p>
       <w:pPr>
         <w:rPr>
-          <w:rFonts w:ascii="Times New Roman" w:eastAsia="宋体" w:hAnsi="Times New Roman" w:cs="Times New Roman" w:hint="eastAsia"/>
+          <w:rFonts w:ascii="Times New Roman" w:eastAsia="宋体" w:hAnsi="Times New Roman" w:cs="Times New Roman"/>
           <w:b/>
           <w:bCs/>
           <w:sz w:val="24"/>
@@ -21836,8 +21842,8 @@
       <w:tblGrid>
         <w:gridCol w:w="1656"/>
         <w:gridCol w:w="1740"/>
-        <w:gridCol w:w="1234"/>
-        <w:gridCol w:w="3666"/>
+        <w:gridCol w:w="1154"/>
+        <w:gridCol w:w="3746"/>
       </w:tblGrid>
       <w:tr>
         <w:trPr>
@@ -22739,7 +22745,55 @@
               <w:rPr>
                 <w:rFonts w:asciiTheme="minorEastAsia" w:hAnsiTheme="minorEastAsia" w:cs="Times New Roman"/>
               </w:rPr>
-              <w:t>预约状态（1 = 预约成功，2 = 已取消，3 = 已违约，4 = 已完成）</w:t>
+              <w:t>预约状态（</w:t>
+            </w:r>
+            <w:r>
+              <w:rPr>
+                <w:rFonts w:asciiTheme="minorEastAsia" w:hAnsiTheme="minorEastAsia" w:cs="Times New Roman" w:hint="eastAsia"/>
+              </w:rPr>
+              <w:t>0 = 待支付，</w:t>
+            </w:r>
+            <w:r>
+              <w:rPr>
+                <w:rFonts w:asciiTheme="minorEastAsia" w:hAnsiTheme="minorEastAsia" w:cs="Times New Roman"/>
+              </w:rPr>
+              <w:t xml:space="preserve">1 = 预约成功，2 = </w:t>
+            </w:r>
+            <w:r>
+              <w:rPr>
+                <w:rFonts w:asciiTheme="minorEastAsia" w:hAnsiTheme="minorEastAsia" w:cs="Times New Roman" w:hint="eastAsia"/>
+              </w:rPr>
+              <w:t xml:space="preserve">进行中，3 = </w:t>
+            </w:r>
+            <w:r>
+              <w:rPr>
+                <w:rFonts w:asciiTheme="minorEastAsia" w:hAnsiTheme="minorEastAsia" w:cs="Times New Roman"/>
+              </w:rPr>
+              <w:t>已取消，</w:t>
+            </w:r>
+            <w:r>
+              <w:rPr>
+                <w:rFonts w:asciiTheme="minorEastAsia" w:hAnsiTheme="minorEastAsia" w:cs="Times New Roman" w:hint="eastAsia"/>
+              </w:rPr>
+              <w:t>4</w:t>
+            </w:r>
+            <w:r>
+              <w:rPr>
+                <w:rFonts w:asciiTheme="minorEastAsia" w:hAnsiTheme="minorEastAsia" w:cs="Times New Roman"/>
+              </w:rPr>
+              <w:t xml:space="preserve"> = 违约，</w:t>
+            </w:r>
+            <w:r>
+              <w:rPr>
+                <w:rFonts w:asciiTheme="minorEastAsia" w:hAnsiTheme="minorEastAsia" w:cs="Times New Roman" w:hint="eastAsia"/>
+              </w:rPr>
+              <w:t>5</w:t>
+            </w:r>
+            <w:r>
+              <w:rPr>
+                <w:rFonts w:asciiTheme="minorEastAsia" w:hAnsiTheme="minorEastAsia" w:cs="Times New Roman"/>
+              </w:rPr>
+              <w:t xml:space="preserve"> = 已完成）</w:t>
             </w:r>
           </w:p>
         </w:tc>
